--- a/History/chapters/38 - Climate and Consequence - The Price of Progress.docx
+++ b/History/chapters/38 - Climate and Consequence - The Price of Progress.docx
@@ -50,7 +50,7 @@
         <w:spacing w:after="200"/>
       </w:pPr>
       <w:r>
-        <w:t xml:space="preserve">The 2021 Pacific Northwest heat dome, which pushed temperatures in normally mild Vancouver and Portland above 46 degrees Celsius (115 Fahrenheit) and killed hundreds of people in a region with little air conditioning, and Australia's Black Summer bushfires of 2019-20, which burned an area roughly the size of the United Kingdom, were each, individually, the kind of event climate scientists had spent decades saying would become more likely, arriving on schedule.</w:t>
+        <w:t xml:space="preserve">The 2021 Pacific Northwest heat dome, which pushed temperatures in normally mild Portland above 46 degrees Celsius (115 Fahrenheit) and drove the Canadian village of Lytton, British Columbia to a record-shattering 49.6 degrees Celsius (121 Fahrenheit) before a wildfire destroyed most of the town the next day, killing hundreds of people across the region in a place with little air conditioning, and Australia's Black Summer bushfires of 2019-20, which burned an area roughly the size of the United Kingdom, were each, individually, the kind of event climate scientists had spent decades saying would become more likely, arriving on schedule.</w:t>
       </w:r>
     </w:p>
     <w:p>

--- a/History/chapters/38 - Climate and Consequence - The Price of Progress.docx
+++ b/History/chapters/38 - Climate and Consequence - The Price of Progress.docx
@@ -59,6 +59,26 @@
       </w:pPr>
       <w:r>
         <w:t xml:space="preserve">The measured results were not a future prediction by the time this book was written. They were already underway: average global temperatures measurably higher than pre-industrial levels, oceans absorbing both extra heat and extra carbon dioxide (the latter making seawater more acidic), more frequent and severe extreme weather events, glacial and polar ice loss raising sea levels, and coral reefs bleaching under heat stress at a scale with no precedent in the observational record.</w:t>
+      </w:r>
+    </w:p>
+    <w:p>
+      <w:pPr>
+        <w:spacing w:after="200"/>
+      </w:pPr>
+      <w:r>
+        <w:t xml:space="preserve">Geologists have their own name for what all of this adds up to: the Anthropocene, a proposed new epoch defined not by ice or asteroid but by one species' own signature, layered permanently into the planet's rock and sediment. The term was popularized in 2000 by the chemist Paul Crutzen and the biologist Eugene Stoermer, and a working group of scientists spent the following two decades hunting for a single physical site where a future geologist, digging up this era millions of years from now, could point to an exact line and say the old epoch ended here. Their leading candidate was the mid-20th century, marked by a sudden, unmistakable layer of radioactive fallout from nuclear weapons testing, alongside plastic, concrete dust, and fly ash, all showing up in lake sediment worldwide within the same few years. In 2024, the body responsible for officially naming geological epochs voted the specific proposal down anyway, not because the evidence was wrong but because its members could not agree the change deserved a new epoch rather than a chapter inside the current one. The debate over the name continues; the sediment layer it was arguing about does not care either way.</w:t>
+      </w:r>
+    </w:p>
+    <w:p>
+      <w:pPr>
+        <w:spacing w:after="200"/>
+      </w:pPr>
+      <w:r>
+        <w:rPr>
+          <w:i/>
+          <w:iCs/>
+        </w:rPr>
+        <w:t xml:space="preserve">“Humans spent two decades arguing over what to call the layer of rock they were leaving behind,” dolphin historians noted, “rather than the century arguing over whether to leave it. We note the committee vote changed nothing about the rock.”</w:t>
       </w:r>
     </w:p>
     <w:p>

--- a/History/chapters/38 - Climate and Consequence - The Price of Progress.docx
+++ b/History/chapters/38 - Climate and Consequence - The Price of Progress.docx
@@ -66,7 +66,7 @@
         <w:spacing w:after="200"/>
       </w:pPr>
       <w:r>
-        <w:t xml:space="preserve">Geologists have their own name for what all of this adds up to: the Anthropocene, a proposed new epoch defined not by ice or asteroid but by one species' own signature, layered permanently into the planet's rock and sediment. The term was popularized in 2000 by the chemist Paul Crutzen and the biologist Eugene Stoermer, and a working group of scientists spent the following two decades hunting for a single physical site where a future geologist, digging up this era millions of years from now, could point to an exact line and say the old epoch ended here. Their leading candidate was the mid-20th century, marked by a sudden, unmistakable layer of radioactive fallout from nuclear weapons testing, alongside plastic, concrete dust, and fly ash, all showing up in lake sediment worldwide within the same few years. In 2024, the body responsible for officially naming geological epochs voted the specific proposal down anyway, not because the evidence was wrong but because its members could not agree the change deserved a new epoch rather than a chapter inside the current one. The debate over the name continues; the sediment layer it was arguing about does not care either way.</w:t>
+        <w:t xml:space="preserve">Geologists have their own name for what all of this adds up to: the Anthropocene, a proposed new epoch defined not by ice or asteroid but by one species' own signature, layered permanently into the planet's rock and sediment. The term was popularized in 2000 by the chemist Paul Crutzen and the biologist Eugene Stoermer, and a working group of scientists spent the following two decades hunting for a single physical site where a future geologist, digging up this era millions of years from now, could point to an exact line and say the old epoch ended here. Their leading candidate was the mid-20th century, marked by a sudden, unmistakable layer of radioactive fallout from nuclear weapons testing, alongside plastic, concrete dust, and fly ash, all showing up in lake sediment worldwide within the same few years. In 2024, the body responsible for officially naming geological epochs voted the specific proposal down anyway, not because the evidence was wrong but because its members could not agree the change deserved a new epoch instead of a chapter inside the current one. The debate over the name continues; the sediment layer it was arguing about does not care either way.</w:t>
       </w:r>
     </w:p>
     <w:p>
@@ -78,7 +78,7 @@
           <w:i/>
           <w:iCs/>
         </w:rPr>
-        <w:t xml:space="preserve">“Humans spent two decades arguing over what to call the layer of rock they were leaving behind,” dolphin historians noted, “rather than the century arguing over whether to leave it. We note the committee vote changed nothing about the rock.”</w:t>
+        <w:t xml:space="preserve">“Humans spent two decades arguing over what to call the layer of rock they were leaving behind,” dolphin historians noted, “instead of the century arguing over whether to leave it. We note the committee vote changed nothing about the rock.”</w:t>
       </w:r>
     </w:p>
     <w:p>
